--- a/破界AI_跨境内容合规引擎_复赛作品.docx
+++ b/破界AI_跨境内容合规引擎_复赛作品.docx
@@ -695,7 +695,7 @@
     </w:p>
     <w:p>
       <w:r>
-        <w:t>1）医疗健康出海企业——以《301 儿科住院医师助手》为真实标的：一款已在临床场景运行的儿科病历辅助产品，硬件形态为「智能胸卡 + 热敏打印」，正计划进入东南亚与中东市场。</w:t>
+        <w:t>1）医疗健康出海企业——以《某三甲医院儿科住院医师助手》为真实标的：一款已在临床场景运行的儿科病历辅助产品，硬件形态为「智能胸卡 + 热敏打印」，正计划进入东南亚与中东市场。</w:t>
       </w:r>
     </w:p>
     <w:p>
